--- a/writers-notebook/Writers Notebook Guidelines.docx
+++ b/writers-notebook/Writers Notebook Guidelines.docx
@@ -2544,7 +2544,7 @@
   <w:docDefaults>
     <w:rPrDefault>
       <w:rPr>
-        <w:rFonts w:ascii="Inter" w:cs="Inter" w:eastAsia="Inter" w:hAnsi="Inter"/>
+        <w:rFonts w:ascii="Calibri" w:cs="Calibri" w:eastAsia="Calibri" w:hAnsi="Calibri"/>
         <w:sz w:val="22"/>
         <w:szCs w:val="22"/>
         <w:lang w:val="en"/>
@@ -2580,7 +2580,7 @@
       <w:spacing w:after="0" w:before="0" w:lineRule="auto"/>
     </w:pPr>
     <w:rPr>
-      <w:rFonts w:ascii="Inter" w:cs="Inter" w:eastAsia="Inter" w:hAnsi="Inter"/>
+      <w:rFonts w:ascii="Calibri" w:cs="Calibri" w:eastAsia="Calibri" w:hAnsi="Calibri"/>
       <w:b w:val="1"/>
       <w:bCs w:val="1"/>
       <w:color w:val="366091"/>
@@ -2598,7 +2598,7 @@
       <w:spacing w:after="0" w:before="200" w:lineRule="auto"/>
     </w:pPr>
     <w:rPr>
-      <w:rFonts w:ascii="Inter" w:cs="Inter" w:eastAsia="Inter" w:hAnsi="Inter"/>
+      <w:rFonts w:ascii="Calibri" w:cs="Calibri" w:eastAsia="Calibri" w:hAnsi="Calibri"/>
       <w:b w:val="1"/>
       <w:bCs w:val="1"/>
       <w:color w:val="4f81bd"/>
@@ -2681,7 +2681,7 @@
       <w:spacing w:after="300" w:line="240" w:lineRule="auto"/>
     </w:pPr>
     <w:rPr>
-      <w:rFonts w:ascii="Inter" w:cs="Inter" w:eastAsia="Inter" w:hAnsi="Inter"/>
+      <w:rFonts w:ascii="Calibri" w:cs="Calibri" w:eastAsia="Calibri" w:hAnsi="Calibri"/>
       <w:color w:val="17365d"/>
       <w:sz w:val="52"/>
       <w:szCs w:val="52"/>

--- a/writers-notebook/Writers Notebook Guidelines.docx
+++ b/writers-notebook/Writers Notebook Guidelines.docx
@@ -385,27 +385,7 @@
           <w:bCs w:val="1"/>
           <w:rtl w:val="0"/>
         </w:rPr>
-        <w:t xml:space="preserve">Journaler</w:t>
-      </w:r>
-      <w:r>
-        <w:rPr>
-          <w:rtl w:val="0"/>
-        </w:rPr>
-        <w:t xml:space="preserve"> is the recommended home and makes turning it in one click. A physical notebook is completely fine — photograph or scan it. The one exception is the five </w:t>
-      </w:r>
-      <w:r>
-        <w:rPr>
-          <w:b w:val="1"/>
-          <w:bCs w:val="1"/>
-          <w:rtl w:val="0"/>
-        </w:rPr>
-        <w:t xml:space="preserve">timed One-Pager drafts</w:t>
-      </w:r>
-      <w:r>
-        <w:rPr>
-          <w:rtl w:val="0"/>
-        </w:rPr>
-        <w:t xml:space="preserve">, which happen in Journaler because the edit-lock is what keeps a timed draft honest.</w:t>
+        <w:t xml:space="preserve">Keep it in Journaler. It dates and numbers your entries as you go, builds the Contents list for you, and turns the whole thing in with one click — none of which you want to be doing by hand in December. The five timed One-Pager drafts happen there too, because the edit-lock is what keeps a timed draft honest. If a computer is a real barrier for you, come talk to me and we will work something out.</w:t>
       </w:r>
     </w:p>
     <w:p>
@@ -428,21 +408,7 @@
         <w:rPr>
           <w:rtl w:val="0"/>
         </w:rPr>
-        <w:t xml:space="preserve">Every notebook is turned in the same way, whether you kept it in Journaler or on paper. Journaler produces this for you when you choose </w:t>
-      </w:r>
-      <w:r>
-        <w:rPr>
-          <w:b w:val="1"/>
-          <w:bCs w:val="1"/>
-          <w:rtl w:val="0"/>
-        </w:rPr>
-        <w:t xml:space="preserve">Bundle → PDF</w:t>
-      </w:r>
-      <w:r>
-        <w:rPr>
-          <w:rtl w:val="0"/>
-        </w:rPr>
-        <w:t xml:space="preserve">. On paper, you produce it yourself. Three things:</w:t>
+        <w:t xml:space="preserve">Journaler produces all of this for you when you choose Bundle → PDF. Three things every notebook has:</w:t>
       </w:r>
     </w:p>
     <w:p>
@@ -548,7 +514,7 @@
         <w:rPr>
           <w:rtl w:val="0"/>
         </w:rPr>
-        <w:t xml:space="preserve">If you keep a paper notebook, number your entries as you go rather than at the end. Numbering forty entries in December is an evening you will not enjoy.</w:t>
+        <w:t xml:space="preserve"/>
       </w:r>
     </w:p>
     <w:p>

--- a/writers-notebook/Writers Notebook Guidelines.docx
+++ b/writers-notebook/Writers Notebook Guidelines.docx
@@ -121,21 +121,7 @@
         <w:rPr>
           <w:rtl w:val="0"/>
         </w:rPr>
-        <w:t xml:space="preserve">You will write in it in nearly every class and on your own. Expect </w:t>
-      </w:r>
-      <w:r>
-        <w:rPr>
-          <w:b w:val="1"/>
-          <w:bCs w:val="1"/>
-          <w:rtl w:val="0"/>
-        </w:rPr>
-        <w:t xml:space="preserve">25 to 40 entries</w:t>
-      </w:r>
-      <w:r>
-        <w:rPr>
-          <w:rtl w:val="0"/>
-        </w:rPr>
-        <w:t xml:space="preserve"> by December.</w:t>
+        <w:t xml:space="preserve">You will write in it in nearly every class and on your own. Expect 20 or more entries by December — typically one per class meeting.</w:t>
       </w:r>
     </w:p>
     <w:p>
@@ -361,6 +347,170 @@
           <w:rtl w:val="0"/>
         </w:rPr>
         <w:t xml:space="preserve"> Each one is submitted on sheet two of the One-Pager PDF it produced. It is the same writing either way, and it belongs with the piece it became. Nothing gets counted twice.</w:t>
+      </w:r>
+    </w:p>
+    <w:p>
+      <w:pPr>
+        <w:pStyle w:val="Heading2"/>
+        <w:rPr/>
+      </w:pPr>
+      <w:r>
+        <w:rPr>
+          <w:rtl w:val="0"/>
+        </w:rPr>
+        <w:t xml:space="preserve">How to Reach 20 or More</w:t>
+      </w:r>
+    </w:p>
+    <w:p>
+      <w:pPr>
+        <w:numPr>
+          <w:ilvl w:val="0"/>
+          <w:numId w:val="1"/>
+        </w:numPr>
+        <w:spacing w:after="0" w:afterAutospacing="0"/>
+        <w:ind w:left="720" w:hanging="360"/>
+        <w:rPr>
+          <w:u w:val="none"/>
+        </w:rPr>
+      </w:pPr>
+      <w:r>
+        <w:rPr>
+          <w:u w:val="none"/>
+        </w:rPr>
+        <w:t xml:space="preserve">We meet 27 times this term. One kept entry per meeting clears 20 on its own — the rest is what you write on your own.</w:t>
+      </w:r>
+    </w:p>
+    <w:p>
+      <w:pPr>
+        <w:numPr>
+          <w:ilvl w:val="0"/>
+          <w:numId w:val="1"/>
+        </w:numPr>
+        <w:spacing w:after="0" w:afterAutospacing="0"/>
+        <w:ind w:left="720" w:hanging="360"/>
+        <w:rPr>
+          <w:u w:val="none"/>
+        </w:rPr>
+      </w:pPr>
+      <w:r>
+        <w:rPr>
+          <w:u w:val="none"/>
+        </w:rPr>
+        <w:t xml:space="preserve">In-class writing, most meetings — the daily opener, quick-writes, exercises: roughly 18–25</w:t>
+      </w:r>
+    </w:p>
+    <w:p>
+      <w:pPr>
+        <w:numPr>
+          <w:ilvl w:val="0"/>
+          <w:numId w:val="1"/>
+        </w:numPr>
+        <w:spacing w:after="0" w:afterAutospacing="0"/>
+        <w:ind w:left="720" w:hanging="360"/>
+        <w:rPr>
+          <w:u w:val="none"/>
+        </w:rPr>
+      </w:pPr>
+      <w:r>
+        <w:rPr>
+          <w:u w:val="none"/>
+        </w:rPr>
+        <w:t xml:space="preserve">The Week 1 baseline, why do we write?: 1</w:t>
+      </w:r>
+    </w:p>
+    <w:p>
+      <w:pPr>
+        <w:numPr>
+          <w:ilvl w:val="0"/>
+          <w:numId w:val="1"/>
+        </w:numPr>
+        <w:spacing w:after="0" w:afterAutospacing="0"/>
+        <w:ind w:left="720" w:hanging="360"/>
+        <w:rPr>
+          <w:u w:val="none"/>
+        </w:rPr>
+      </w:pPr>
+      <w:r>
+        <w:rPr>
+          <w:u w:val="none"/>
+        </w:rPr>
+        <w:t xml:space="preserve">The four currere movements, plus brainstorms and storyboard notes: 4–6</w:t>
+      </w:r>
+    </w:p>
+    <w:p>
+      <w:pPr>
+        <w:numPr>
+          <w:ilvl w:val="0"/>
+          <w:numId w:val="1"/>
+        </w:numPr>
+        <w:spacing w:after="0" w:afterAutospacing="0"/>
+        <w:ind w:left="720" w:hanging="360"/>
+        <w:rPr>
+          <w:u w:val="none"/>
+        </w:rPr>
+      </w:pPr>
+      <w:r>
+        <w:rPr>
+          <w:u w:val="none"/>
+        </w:rPr>
+        <w:t xml:space="preserve">Your topic map and your source notes: 2</w:t>
+      </w:r>
+    </w:p>
+    <w:p>
+      <w:pPr>
+        <w:numPr>
+          <w:ilvl w:val="0"/>
+          <w:numId w:val="1"/>
+        </w:numPr>
+        <w:spacing w:after="0" w:afterAutospacing="0"/>
+        <w:ind w:left="720" w:hanging="360"/>
+        <w:rPr>
+          <w:u w:val="none"/>
+        </w:rPr>
+      </w:pPr>
+      <w:r>
+        <w:rPr>
+          <w:u w:val="none"/>
+        </w:rPr>
+        <w:t xml:space="preserve">The Week 15 Look-Back Letter: 1</w:t>
+      </w:r>
+    </w:p>
+    <w:p>
+      <w:pPr>
+        <w:numPr>
+          <w:ilvl w:val="0"/>
+          <w:numId w:val="1"/>
+        </w:numPr>
+        <w:spacing w:after="0" w:afterAutospacing="0"/>
+        <w:ind w:left="720" w:hanging="360"/>
+        <w:rPr>
+          <w:u w:val="none"/>
+        </w:rPr>
+      </w:pPr>
+      <w:r>
+        <w:rPr>
+          <w:u w:val="none"/>
+        </w:rPr>
+        <w:t xml:space="preserve">Anything you keep on your own — an overheard line, a false start, a question you cannot drop</w:t>
+      </w:r>
+    </w:p>
+    <w:p>
+      <w:pPr>
+        <w:numPr>
+          <w:ilvl w:val="0"/>
+          <w:numId w:val="1"/>
+        </w:numPr>
+        <w:spacing w:after="0" w:afterAutospacing="0"/>
+        <w:ind w:left="720" w:hanging="360"/>
+        <w:rPr>
+          <w:u w:val="none"/>
+        </w:rPr>
+      </w:pPr>
+      <w:r>
+        <w:rPr>
+          <w:u w:val="none"/>
+        </w:rPr>
+        <w:t xml:space="preserve">The five timed One-Pager gushes are not counted here; they ride with the piece they became.</w:t>
       </w:r>
     </w:p>
     <w:p>

--- a/writers-notebook/Writers Notebook Guidelines.docx
+++ b/writers-notebook/Writers Notebook Guidelines.docx
@@ -1863,63 +1863,63 @@
               <w:rPr>
                 <w:rtl w:val="0"/>
               </w:rPr>
-              <w:t xml:space="preserve">25 or more dated entries, spread across the whole term at roughly one per session. The notebook shows a habit: you wrote when it was going well and when it was not.</w:t>
-            </w:r>
-          </w:p>
-        </w:tc>
-        <w:tc>
-          <w:tcPr>
-            <w:tcBorders>
-              <w:top w:color="000000" w:space="0" w:sz="4" w:val="single"/>
-              <w:left w:color="000000" w:space="0" w:sz="4" w:val="single"/>
-              <w:bottom w:color="000000" w:space="0" w:sz="4" w:val="single"/>
-              <w:right w:color="000000" w:space="0" w:sz="4" w:val="single"/>
-            </w:tcBorders>
-            <w:tcMar>
-              <w:top w:w="40.0" w:type="dxa"/>
-              <w:left w:w="108.0" w:type="dxa"/>
-              <w:bottom w:w="40.0" w:type="dxa"/>
-              <w:right w:w="108.0" w:type="dxa"/>
-            </w:tcMar>
-          </w:tcPr>
-          <w:p>
-            <w:pPr>
-              <w:spacing w:after="0"/>
-              <w:rPr/>
-            </w:pPr>
-            <w:r>
-              <w:rPr>
-                <w:rtl w:val="0"/>
-              </w:rPr>
-              <w:t xml:space="preserve">15–24 entries, or the term is uneven — long silences, or a stretch written all at once. Twenty-eight entries dated in November is not a practice.</w:t>
-            </w:r>
-          </w:p>
-        </w:tc>
-        <w:tc>
-          <w:tcPr>
-            <w:tcBorders>
-              <w:top w:color="000000" w:space="0" w:sz="4" w:val="single"/>
-              <w:left w:color="000000" w:space="0" w:sz="4" w:val="single"/>
-              <w:bottom w:color="000000" w:space="0" w:sz="4" w:val="single"/>
-              <w:right w:color="000000" w:space="0" w:sz="4" w:val="single"/>
-            </w:tcBorders>
-            <w:tcMar>
-              <w:top w:w="40.0" w:type="dxa"/>
-              <w:left w:w="108.0" w:type="dxa"/>
-              <w:bottom w:w="40.0" w:type="dxa"/>
-              <w:right w:w="108.0" w:type="dxa"/>
-            </w:tcMar>
-          </w:tcPr>
-          <w:p>
-            <w:pPr>
-              <w:spacing w:after="0"/>
-              <w:rPr/>
-            </w:pPr>
-            <w:r>
-              <w:rPr>
-                <w:rtl w:val="0"/>
-              </w:rPr>
-              <w:t xml:space="preserve">Fewer than 15 entries, or nothing dated, so no practice can be seen.</w:t>
+              <w:t xml:space="preserve">20 or more dated entries, spread across the whole term at roughly one per session. The notebook shows a habit: you wrote when it was going well and when it was not.</w:t>
+            </w:r>
+          </w:p>
+        </w:tc>
+        <w:tc>
+          <w:tcPr>
+            <w:tcBorders>
+              <w:top w:color="000000" w:space="0" w:sz="4" w:val="single"/>
+              <w:left w:color="000000" w:space="0" w:sz="4" w:val="single"/>
+              <w:bottom w:color="000000" w:space="0" w:sz="4" w:val="single"/>
+              <w:right w:color="000000" w:space="0" w:sz="4" w:val="single"/>
+            </w:tcBorders>
+            <w:tcMar>
+              <w:top w:w="40.0" w:type="dxa"/>
+              <w:left w:w="108.0" w:type="dxa"/>
+              <w:bottom w:w="40.0" w:type="dxa"/>
+              <w:right w:w="108.0" w:type="dxa"/>
+            </w:tcMar>
+          </w:tcPr>
+          <w:p>
+            <w:pPr>
+              <w:spacing w:after="0"/>
+              <w:rPr/>
+            </w:pPr>
+            <w:r>
+              <w:rPr>
+                <w:rtl w:val="0"/>
+              </w:rPr>
+              <w:t xml:space="preserve">12–19 entries, or the term is uneven — long silences, or a stretch written all at once. Twenty-eight entries dated in November is not a practice.</w:t>
+            </w:r>
+          </w:p>
+        </w:tc>
+        <w:tc>
+          <w:tcPr>
+            <w:tcBorders>
+              <w:top w:color="000000" w:space="0" w:sz="4" w:val="single"/>
+              <w:left w:color="000000" w:space="0" w:sz="4" w:val="single"/>
+              <w:bottom w:color="000000" w:space="0" w:sz="4" w:val="single"/>
+              <w:right w:color="000000" w:space="0" w:sz="4" w:val="single"/>
+            </w:tcBorders>
+            <w:tcMar>
+              <w:top w:w="40.0" w:type="dxa"/>
+              <w:left w:w="108.0" w:type="dxa"/>
+              <w:bottom w:w="40.0" w:type="dxa"/>
+              <w:right w:w="108.0" w:type="dxa"/>
+            </w:tcMar>
+          </w:tcPr>
+          <w:p>
+            <w:pPr>
+              <w:spacing w:after="0"/>
+              <w:rPr/>
+            </w:pPr>
+            <w:r>
+              <w:rPr>
+                <w:rtl w:val="0"/>
+              </w:rPr>
+              <w:t xml:space="preserve">Fewer than 12 entries, or nothing dated, so no practice can be seen.</w:t>
             </w:r>
           </w:p>
         </w:tc>

--- a/writers-notebook/Writers Notebook Guidelines.docx
+++ b/writers-notebook/Writers Notebook Guidelines.docx
@@ -280,35 +280,7 @@
         <w:rPr>
           <w:rtl w:val="0"/>
         </w:rPr>
-        <w:t xml:space="preserve">The Week 15 </w:t>
-      </w:r>
-      <w:r>
-        <w:rPr>
-          <w:b w:val="1"/>
-          <w:bCs w:val="1"/>
-          <w:rtl w:val="0"/>
-        </w:rPr>
-        <w:t xml:space="preserve">Look-Back Letter</w:t>
-      </w:r>
-      <w:r>
-        <w:rPr>
-          <w:rtl w:val="0"/>
-        </w:rPr>
-        <w:t xml:space="preserve"> to the writer who answered </w:t>
-      </w:r>
-      <w:r>
-        <w:rPr>
-          <w:i w:val="1"/>
-          <w:iCs w:val="1"/>
-          <w:rtl w:val="0"/>
-        </w:rPr>
-        <w:t xml:space="preserve">why do we write?</w:t>
-      </w:r>
-      <w:r>
-        <w:rPr>
-          <w:rtl w:val="0"/>
-        </w:rPr>
-        <w:t xml:space="preserve"> on the first day</w:t>
+        <w:t>A course reading you marked up and wrote about — three comments or more. One reading is one entry, however many comments it holds.</w:t>
       </w:r>
     </w:p>
     <w:p>
@@ -327,38 +299,35 @@
         <w:rPr>
           <w:rtl w:val="0"/>
         </w:rPr>
-        <w:t xml:space="preserve">Anything else you want to keep: lines you overheard, images, questions, false starts</w:t>
-      </w:r>
-    </w:p>
-    <w:p>
-      <w:pPr>
-        <w:rPr/>
-      </w:pPr>
+        <w:t xml:space="preserve">The Week 15 </w:t>
+      </w:r>
       <w:r>
         <w:rPr>
           <w:b w:val="1"/>
           <w:bCs w:val="1"/>
           <w:rtl w:val="0"/>
         </w:rPr>
-        <w:t xml:space="preserve">Your timed One-Pager gushes do not go here.</w:t>
-      </w:r>
-      <w:r>
-        <w:rPr>
-          <w:rtl w:val="0"/>
-        </w:rPr>
-        <w:t xml:space="preserve"> Each one is submitted on sheet two of the One-Pager PDF it produced. It is the same writing either way, and it belongs with the piece it became. Nothing gets counted twice.</w:t>
-      </w:r>
-    </w:p>
-    <w:p>
-      <w:pPr>
-        <w:pStyle w:val="Heading2"/>
-        <w:rPr/>
-      </w:pPr>
-      <w:r>
-        <w:rPr>
-          <w:rtl w:val="0"/>
-        </w:rPr>
-        <w:t xml:space="preserve">How to Reach 20 or More</w:t>
+        <w:t xml:space="preserve">Look-Back Letter</w:t>
+      </w:r>
+      <w:r>
+        <w:rPr>
+          <w:rtl w:val="0"/>
+        </w:rPr>
+        <w:t xml:space="preserve"> to the writer who answered </w:t>
+      </w:r>
+      <w:r>
+        <w:rPr>
+          <w:i w:val="1"/>
+          <w:iCs w:val="1"/>
+          <w:rtl w:val="0"/>
+        </w:rPr>
+        <w:t xml:space="preserve">why do we write?</w:t>
+      </w:r>
+      <w:r>
+        <w:rPr>
+          <w:rtl w:val="0"/>
+        </w:rPr>
+        <w:t xml:space="preserve"> on the first day</w:t>
       </w:r>
     </w:p>
     <w:p>
@@ -375,9 +344,40 @@
       </w:pPr>
       <w:r>
         <w:rPr>
-          <w:u w:val="none"/>
-        </w:rPr>
-        <w:t xml:space="preserve">We meet 27 times this term. One kept entry per meeting clears 20 on its own — the rest is what you write on your own.</w:t>
+          <w:rtl w:val="0"/>
+        </w:rPr>
+        <w:t xml:space="preserve">Anything else you want to keep: lines you overheard, images, questions, false starts</w:t>
+      </w:r>
+    </w:p>
+    <w:p>
+      <w:pPr>
+        <w:rPr/>
+      </w:pPr>
+      <w:r>
+        <w:rPr>
+          <w:b w:val="1"/>
+          <w:bCs w:val="1"/>
+          <w:rtl w:val="0"/>
+        </w:rPr>
+        <w:t xml:space="preserve">Your timed One-Pager gushes do not go here.</w:t>
+      </w:r>
+      <w:r>
+        <w:rPr>
+          <w:rtl w:val="0"/>
+        </w:rPr>
+        <w:t xml:space="preserve"> Each one is submitted on sheet two of the One-Pager PDF it produced. It is the same writing either way, and it belongs with the piece it became. Nothing gets counted twice.</w:t>
+      </w:r>
+    </w:p>
+    <w:p>
+      <w:pPr>
+        <w:pStyle w:val="Heading2"/>
+        <w:rPr/>
+      </w:pPr>
+      <w:r>
+        <w:rPr>
+          <w:rtl w:val="0"/>
+        </w:rPr>
+        <w:t xml:space="preserve">How to Reach 20 or More</w:t>
       </w:r>
     </w:p>
     <w:p>
@@ -396,7 +396,7 @@
         <w:rPr>
           <w:u w:val="none"/>
         </w:rPr>
-        <w:t xml:space="preserve">In-class writing, most meetings — the daily opener, quick-writes, exercises: roughly 18–25</w:t>
+        <w:t xml:space="preserve">We meet 27 times this term. One kept entry per meeting clears 20 on its own — the rest is what you write on your own.</w:t>
       </w:r>
     </w:p>
     <w:p>
@@ -415,7 +415,7 @@
         <w:rPr>
           <w:u w:val="none"/>
         </w:rPr>
-        <w:t xml:space="preserve">The Week 1 baseline, why do we write?: 1</w:t>
+        <w:t xml:space="preserve">In-class writing, most meetings — the daily opener, quick-writes, exercises: roughly 18–25</w:t>
       </w:r>
     </w:p>
     <w:p>
@@ -434,7 +434,7 @@
         <w:rPr>
           <w:u w:val="none"/>
         </w:rPr>
-        <w:t xml:space="preserve">The four currere movements, plus brainstorms and storyboard notes: 4–6</w:t>
+        <w:t xml:space="preserve">The Week 1 baseline, why do we write?: 1</w:t>
       </w:r>
     </w:p>
     <w:p>
@@ -453,7 +453,45 @@
         <w:rPr>
           <w:u w:val="none"/>
         </w:rPr>
+        <w:t xml:space="preserve">The four currere movements, plus brainstorms and storyboard notes: 4–6</w:t>
+      </w:r>
+    </w:p>
+    <w:p>
+      <w:pPr>
+        <w:numPr>
+          <w:ilvl w:val="0"/>
+          <w:numId w:val="1"/>
+        </w:numPr>
+        <w:spacing w:after="0" w:afterAutospacing="0"/>
+        <w:ind w:left="720" w:hanging="360"/>
+        <w:rPr>
+          <w:u w:val="none"/>
+        </w:rPr>
+      </w:pPr>
+      <w:r>
+        <w:rPr>
+          <w:u w:val="none"/>
+        </w:rPr>
         <w:t xml:space="preserve">Your topic map and your source notes: 2</w:t>
+      </w:r>
+    </w:p>
+    <w:p>
+      <w:pPr>
+        <w:numPr>
+          <w:ilvl w:val="0"/>
+          <w:numId w:val="1"/>
+        </w:numPr>
+        <w:spacing w:after="0" w:afterAutospacing="0"/>
+        <w:ind w:left="720" w:hanging="360"/>
+        <w:rPr>
+          <w:u w:val="none"/>
+        </w:rPr>
+      </w:pPr>
+      <w:r>
+        <w:rPr>
+          <w:u w:val="none"/>
+        </w:rPr>
+        <w:t>Course readings you annotate and write about: as many as you do — three comments makes one an entry.</w:t>
       </w:r>
     </w:p>
     <w:p>
@@ -1155,6 +1193,17 @@
           <w:rtl w:val="0"/>
         </w:rPr>
         <w:t xml:space="preserve"> row below.</w:t>
+      </w:r>
+    </w:p>
+    <w:p>
+      <w:pPr>
+        <w:rPr/>
+      </w:pPr>
+      <w:r>
+        <w:rPr>
+          <w:rtl w:val="0"/>
+        </w:rPr>
+        <w:t>The acts are Act I — Become a Writer (Aug 24 – Sep 23), Act II — The Currere (Sep 28 – Oct 30), and Act III — Multimodal Research Project (Nov 2 – Dec 2). Each of the three has to be at least 500 words. That is a floor on these three only, not a target for every entry: it is there so each one has enough in it to be read closely. A reading you keep going back to reaches it without strain — one reading is one entry however many comments it holds, so its comments add up across the whole term. Journaler shows the word count on every entry and marks the three when they clear it.</w:t>
       </w:r>
     </w:p>
     <w:p>
